--- a/templates_word/attestationfina3p.docx
+++ b/templates_word/attestationfina3p.docx
@@ -11,7 +11,7 @@
     <w:p>
       <w:pPr>
         <w:pBdr>
-          <w:bottom w:val="single" w:sz="12" w:space="1" w:color="B58A1C"/>
+          <w:bottom w:val="single" w:sz="12" w:space="1" w:color="24715B"/>
         </w:pBdr>
         <w:spacing w:line="240" w:lineRule="auto"/>
       </w:pPr>
@@ -22,7 +22,7 @@
         <w:jc w:val="center"/>
         <w:rPr>
           <w:b/>
-          <w:color w:val="B58A1C"/>
+          <w:color w:val="24715B"/>
         </w:rPr>
       </w:pPr>
     </w:p>
@@ -34,7 +34,7 @@
       <w:r>
         <w:rPr>
           <w:b/>
-          <w:color w:val="B58A1C"/>
+          <w:color w:val="24715B"/>
         </w:rPr>
         <w:t>ATTESTATION</w:t>
       </w:r>
@@ -316,7 +316,7 @@
                     <w:bottom w:val="single" w:sz="6" w:space="0" w:color="D9DDE3"/>
                     <w:right w:val="single" w:sz="6" w:space="0" w:color="D9DDE3"/>
                   </w:tcBorders>
-                  <w:shd w:val="clear" w:color="auto" w:fill="F7F2E7"/>
+                  <w:shd w:val="clear" w:color="auto" w:fill="EDF6F2"/>
                   <w:vAlign w:val="center"/>
                 </w:tcPr>
                 <w:p>
@@ -330,7 +330,7 @@
                   <w:r>
                     <w:rPr>
                       <w:b/>
-                      <w:color w:val="B58A1C"/>
+                      <w:color w:val="24715B"/>
                       <w:sz w:val="20"/>
                       <w:szCs w:val="20"/>
                     </w:rPr>
@@ -413,7 +413,7 @@
                     <w:bottom w:val="single" w:sz="6" w:space="0" w:color="D9DDE3"/>
                     <w:right w:val="single" w:sz="6" w:space="0" w:color="D9DDE3"/>
                   </w:tcBorders>
-                  <w:shd w:val="clear" w:color="auto" w:fill="F7F2E7"/>
+                  <w:shd w:val="clear" w:color="auto" w:fill="EDF6F2"/>
                   <w:vAlign w:val="center"/>
                 </w:tcPr>
                 <w:p>
@@ -427,7 +427,7 @@
                   <w:r>
                     <w:rPr>
                       <w:b/>
-                      <w:color w:val="B58A1C"/>
+                      <w:color w:val="24715B"/>
                       <w:sz w:val="20"/>
                       <w:szCs w:val="20"/>
                     </w:rPr>
@@ -436,7 +436,7 @@
                   <w:r>
                     <w:rPr>
                       <w:b/>
-                      <w:color w:val="B58A1C"/>
+                      <w:color w:val="24715B"/>
                       <w:sz w:val="20"/>
                       <w:szCs w:val="20"/>
                     </w:rPr>
@@ -525,7 +525,7 @@
                     <w:bottom w:val="single" w:sz="6" w:space="0" w:color="D9DDE3"/>
                     <w:right w:val="single" w:sz="6" w:space="0" w:color="D9DDE3"/>
                   </w:tcBorders>
-                  <w:shd w:val="clear" w:color="auto" w:fill="F7F2E7"/>
+                  <w:shd w:val="clear" w:color="auto" w:fill="EDF6F2"/>
                   <w:vAlign w:val="center"/>
                 </w:tcPr>
                 <w:p>
@@ -539,7 +539,7 @@
                   <w:r>
                     <w:rPr>
                       <w:b/>
-                      <w:color w:val="B58A1C"/>
+                      <w:color w:val="24715B"/>
                       <w:sz w:val="20"/>
                       <w:szCs w:val="20"/>
                     </w:rPr>
@@ -613,7 +613,7 @@
                     <w:bottom w:val="single" w:sz="6" w:space="0" w:color="D9DDE3"/>
                     <w:right w:val="single" w:sz="6" w:space="0" w:color="D9DDE3"/>
                   </w:tcBorders>
-                  <w:shd w:val="clear" w:color="auto" w:fill="F7F2E7"/>
+                  <w:shd w:val="clear" w:color="auto" w:fill="EDF6F2"/>
                   <w:vAlign w:val="center"/>
                 </w:tcPr>
                 <w:p>
@@ -627,7 +627,7 @@
                   <w:r>
                     <w:rPr>
                       <w:b/>
-                      <w:color w:val="B58A1C"/>
+                      <w:color w:val="24715B"/>
                       <w:sz w:val="20"/>
                       <w:szCs w:val="20"/>
                     </w:rPr>
@@ -680,7 +680,7 @@
                     <w:bottom w:val="single" w:sz="6" w:space="0" w:color="D9DDE3"/>
                     <w:right w:val="single" w:sz="6" w:space="0" w:color="D9DDE3"/>
                   </w:tcBorders>
-                  <w:shd w:val="clear" w:color="auto" w:fill="F7F2E7"/>
+                  <w:shd w:val="clear" w:color="auto" w:fill="EDF6F2"/>
                   <w:vAlign w:val="center"/>
                 </w:tcPr>
                 <w:p>
@@ -694,7 +694,7 @@
                   <w:r>
                     <w:rPr>
                       <w:b/>
-                      <w:color w:val="B58A1C"/>
+                      <w:color w:val="24715B"/>
                       <w:sz w:val="20"/>
                       <w:szCs w:val="20"/>
                     </w:rPr>
